--- a/diagramas/T06a-bitacora/T06a-bitacora-casos-de-uso.docx
+++ b/diagramas/T06a-bitacora/T06a-bitacora-casos-de-uso.docx
@@ -920,7 +920,7 @@
                 <w:i w:val="0"/>
                 <w:sz w:val="20"/>
               </w:rPr>
-              <w:t>La bitacora fue configurada durante el arranque con el registrador de persistencia y los proveedores de identidad de la sesion.</w:t>
+              <w:t>La bitacora fue configurada durante el arranque con la fabrica de unidades de trabajo y los proveedores de identidad de la sesion.</w:t>
             </w:r>
           </w:p>
         </w:tc>
@@ -1110,7 +1110,7 @@
                 <w:i w:val="0"/>
                 <w:sz w:val="20"/>
               </w:rPr>
-              <w:t>5. El sistema persiste el evento, participando de la transaccion de la operacion cuando se proporciona un contexto de persistencia.</w:t>
+              <w:t>5. El sistema persiste el evento, participando de la unidad de trabajo de la operacion cuando se proporciona una; si no, usa su propia unidad de trabajo.</w:t>
             </w:r>
           </w:p>
           <w:p>
